--- a/fra/docx/017.content.docx
+++ b/fra/docx/017.content.docx
@@ -195,6 +195,99 @@
           <w:docGrid w:linePitch="360"/>
         </w:sectPr>
       </w:pPr>
+    </w:p>
+    <w:p>
+      <w:pPr/>
+      <w:r>
+        <w:rPr>
+          <w:lang w:val="fr_FR" w:bidi="fr_FR"/>
+        </w:rPr>
+      </w:r>
+    </w:p>
+    <w:p>
+      <w:pPr>
+        <w:pStyle w:val="Heading2"/>
+      </w:pPr>
+      <w:r>
+        <w:rPr>
+          <w:lang w:val="fr_FR" w:bidi="fr_FR"/>
+        </w:rPr>
+        <w:t>Qeriyoth</w:t>
+      </w:r>
+      <w:r>
+        <w:rPr>
+          <w:lang w:val="fr_FR" w:bidi="fr_FR"/>
+        </w:rPr>
+      </w:r>
+    </w:p>
+    <w:p>
+      <w:pPr/>
+      <w:r>
+        <w:rPr>
+          <w:lang w:val="fr_FR" w:bidi="fr_FR"/>
+        </w:rPr>
+      </w:r>
+      <w:r>
+        <w:rPr>
+          <w:lang w:val="fr_FR" w:bidi="fr_FR"/>
+        </w:rPr>
+        <w:t xml:space="preserve">Autre orthographe du nom de la ville de Kerijoth dans plusieurs versions françaises dans </w:t>
+      </w:r>
+      <w:r>
+        <w:rPr>
+          <w:lang w:val="fr_FR" w:bidi="fr_FR"/>
+        </w:rPr>
+        <w:t>Amos 2.2</w:t>
+      </w:r>
+      <w:r>
+        <w:rPr>
+          <w:lang w:val="fr_FR" w:bidi="fr_FR"/>
+        </w:rPr>
+        <w:t>.</w:t>
+      </w:r>
+    </w:p>
+    <w:p>
+      <w:pPr/>
+      <w:r>
+        <w:rPr>
+          <w:lang w:val="fr_FR" w:bidi="fr_FR"/>
+        </w:rPr>
+      </w:r>
+      <w:r>
+        <w:rPr>
+          <w:i/>
+          <w:lang w:val="fr_FR" w:bidi="fr_FR"/>
+        </w:rPr>
+        <w:t>Voir</w:t>
+      </w:r>
+      <w:r>
+        <w:rPr>
+          <w:lang w:val="fr_FR" w:bidi="fr_FR"/>
+        </w:rPr>
+        <w:t xml:space="preserve"> </w:t>
+      </w:r>
+      <w:r>
+        <w:rPr>
+          <w:lang w:val="fr_FR" w:bidi="fr_FR"/>
+        </w:rPr>
+        <w:t>Kerijoth nº 2</w:t>
+      </w:r>
+      <w:r>
+        <w:rPr>
+          <w:lang w:val="fr_FR" w:bidi="fr_FR"/>
+        </w:rPr>
+        <w:t>.</w:t>
+      </w:r>
+      <w:r>
+        <w:rPr>
+          <w:lang w:val="fr_FR" w:bidi="fr_FR"/>
+        </w:rPr>
+      </w:r>
+      <w:r>
+        <w:rPr>
+          <w:lang w:val="fr_FR" w:bidi="fr_FR"/>
+        </w:rPr>
+      </w:r>
     </w:p>
     <w:p>
       <w:pPr/>
